--- a/projectExplainationPrep.docx
+++ b/projectExplainationPrep.docx
@@ -62,23 +62,7 @@
           <w:i/>
           <w:iCs/>
         </w:rPr>
-        <w:t xml:space="preserve">Gujarati </w:t>
-      </w:r>
-      <w:proofErr w:type="spellStart"/>
-      <w:r>
-        <w:rPr>
-          <w:i/>
-          <w:iCs/>
-        </w:rPr>
-        <w:t>Dastavej</w:t>
-      </w:r>
-      <w:proofErr w:type="spellEnd"/>
-      <w:r>
-        <w:rPr>
-          <w:i/>
-          <w:iCs/>
-        </w:rPr>
-        <w:t xml:space="preserve"> AI Valuator</w:t>
+        <w:t>Gujarati Dastavej AI Valuator</w:t>
       </w:r>
       <w:r>
         <w:t xml:space="preserve">, which uses </w:t>
@@ -103,7 +87,6 @@
           <w:szCs w:val="28"/>
         </w:rPr>
       </w:pPr>
-      <w:proofErr w:type="gramStart"/>
       <w:r>
         <w:rPr>
           <w:rFonts w:ascii="Consolas" w:hAnsi="Consolas"/>
@@ -111,9 +94,8 @@
           <w:sz w:val="28"/>
           <w:szCs w:val="28"/>
         </w:rPr>
-        <w:t>This projects</w:t>
-      </w:r>
-      <w:proofErr w:type="gramEnd"/>
+        <w:t xml:space="preserve">This projects works like first of all- we input a Dastavej, which is </w:t>
+      </w:r>
       <w:r>
         <w:rPr>
           <w:rFonts w:ascii="Consolas" w:hAnsi="Consolas"/>
@@ -121,9 +103,8 @@
           <w:sz w:val="28"/>
           <w:szCs w:val="28"/>
         </w:rPr>
-        <w:t xml:space="preserve"> works like first of all- we input a </w:t>
-      </w:r>
-      <w:proofErr w:type="spellStart"/>
+        <w:t>written in Gujarati &amp; in</w:t>
+      </w:r>
       <w:r>
         <w:rPr>
           <w:rFonts w:ascii="Consolas" w:hAnsi="Consolas"/>
@@ -131,9 +112,8 @@
           <w:sz w:val="28"/>
           <w:szCs w:val="28"/>
         </w:rPr>
-        <w:t>Dastavej</w:t>
-      </w:r>
-      <w:proofErr w:type="spellEnd"/>
+        <w:t xml:space="preserve"> pdf</w:t>
+      </w:r>
       <w:r>
         <w:rPr>
           <w:rFonts w:ascii="Consolas" w:hAnsi="Consolas"/>
@@ -141,7 +121,7 @@
           <w:sz w:val="28"/>
           <w:szCs w:val="28"/>
         </w:rPr>
-        <w:t xml:space="preserve">, which is </w:t>
+        <w:t xml:space="preserve"> format</w:t>
       </w:r>
       <w:r>
         <w:rPr>
@@ -150,7 +130,7 @@
           <w:sz w:val="28"/>
           <w:szCs w:val="28"/>
         </w:rPr>
-        <w:t>written in Gujarati &amp; in</w:t>
+        <w:t>, so firstly we convert pdf to image</w:t>
       </w:r>
       <w:r>
         <w:rPr>
@@ -159,36 +139,8 @@
           <w:sz w:val="28"/>
           <w:szCs w:val="28"/>
         </w:rPr>
-        <w:t xml:space="preserve"> pdf</w:t>
-      </w:r>
-      <w:r>
-        <w:rPr>
-          <w:rFonts w:ascii="Consolas" w:hAnsi="Consolas"/>
-          <w:color w:val="EE0000"/>
-          <w:sz w:val="28"/>
-          <w:szCs w:val="28"/>
-        </w:rPr>
-        <w:t xml:space="preserve"> format</w:t>
-      </w:r>
-      <w:r>
-        <w:rPr>
-          <w:rFonts w:ascii="Consolas" w:hAnsi="Consolas"/>
-          <w:color w:val="EE0000"/>
-          <w:sz w:val="28"/>
-          <w:szCs w:val="28"/>
-        </w:rPr>
-        <w:t>, so firstly we convert pdf to image</w:t>
-      </w:r>
-      <w:r>
-        <w:rPr>
-          <w:rFonts w:ascii="Consolas" w:hAnsi="Consolas"/>
-          <w:color w:val="EE0000"/>
-          <w:sz w:val="28"/>
-          <w:szCs w:val="28"/>
-        </w:rPr>
         <w:t xml:space="preserve">s, cause directly deep learning models wouldn’t support pdfs as input… </w:t>
       </w:r>
-      <w:proofErr w:type="gramStart"/>
       <w:r>
         <w:rPr>
           <w:rFonts w:ascii="Consolas" w:hAnsi="Consolas"/>
@@ -196,19 +148,8 @@
           <w:sz w:val="28"/>
           <w:szCs w:val="28"/>
         </w:rPr>
-        <w:t>So</w:t>
-      </w:r>
-      <w:proofErr w:type="gramEnd"/>
-      <w:r>
-        <w:rPr>
-          <w:rFonts w:ascii="Consolas" w:hAnsi="Consolas"/>
-          <w:color w:val="0070C0"/>
-          <w:sz w:val="28"/>
-          <w:szCs w:val="28"/>
-        </w:rPr>
-        <w:t xml:space="preserve"> we have used “</w:t>
-      </w:r>
-      <w:proofErr w:type="spellStart"/>
+        <w:t>So we have used “</w:t>
+      </w:r>
       <w:r>
         <w:rPr>
           <w:rFonts w:ascii="Consolas" w:hAnsi="Consolas"/>
@@ -219,7 +160,6 @@
         </w:rPr>
         <w:t>PYMuPDF</w:t>
       </w:r>
-      <w:proofErr w:type="spellEnd"/>
       <w:r>
         <w:rPr>
           <w:rFonts w:ascii="Consolas" w:hAnsi="Consolas"/>
@@ -319,27 +259,7 @@
           <w:sz w:val="28"/>
           <w:szCs w:val="28"/>
         </w:rPr>
-        <w:t xml:space="preserve">then our next task is to Extract the texts from images, but it would be written in Gujarati language.. </w:t>
-      </w:r>
-      <w:proofErr w:type="gramStart"/>
-      <w:r>
-        <w:rPr>
-          <w:rFonts w:ascii="Consolas" w:hAnsi="Consolas"/>
-          <w:color w:val="EE0000"/>
-          <w:sz w:val="28"/>
-          <w:szCs w:val="28"/>
-        </w:rPr>
-        <w:t>so</w:t>
-      </w:r>
-      <w:proofErr w:type="gramEnd"/>
-      <w:r>
-        <w:rPr>
-          <w:rFonts w:ascii="Consolas" w:hAnsi="Consolas"/>
-          <w:color w:val="EE0000"/>
-          <w:sz w:val="28"/>
-          <w:szCs w:val="28"/>
-        </w:rPr>
-        <w:t xml:space="preserve"> </w:t>
+        <w:t xml:space="preserve">then our next task is to Extract the texts from images, but it would be written in Gujarati language.. so </w:t>
       </w:r>
       <w:r>
         <w:rPr>
@@ -367,7 +287,16 @@
           <w:szCs w:val="28"/>
           <w:u w:val="single"/>
         </w:rPr>
-        <w:t xml:space="preserve">GOOGLE GEMINI’s </w:t>
+        <w:t>GOOGLE GEMINI’s VISION Model</w:t>
+      </w:r>
+      <w:r>
+        <w:rPr>
+          <w:rFonts w:ascii="Consolas" w:hAnsi="Consolas"/>
+          <w:color w:val="00B0F0"/>
+          <w:sz w:val="28"/>
+          <w:szCs w:val="28"/>
+        </w:rPr>
+        <w:t>” (IT combines “</w:t>
       </w:r>
       <w:r>
         <w:rPr>
@@ -377,7 +306,34 @@
           <w:szCs w:val="28"/>
           <w:u w:val="single"/>
         </w:rPr>
-        <w:t xml:space="preserve">VISION </w:t>
+        <w:t>VISION ENCODER</w:t>
+      </w:r>
+      <w:r>
+        <w:rPr>
+          <w:rFonts w:ascii="Consolas" w:hAnsi="Consolas"/>
+          <w:color w:val="00B0F0"/>
+          <w:sz w:val="28"/>
+          <w:szCs w:val="28"/>
+        </w:rPr>
+        <w:t xml:space="preserve"> </w:t>
+      </w:r>
+      <w:r>
+        <w:rPr>
+          <w:rFonts w:ascii="Consolas" w:hAnsi="Consolas"/>
+          <w:color w:val="00B0F0"/>
+          <w:sz w:val="28"/>
+          <w:szCs w:val="28"/>
+        </w:rPr>
+        <w:t>(ViT / CNN-like)</w:t>
+      </w:r>
+      <w:r>
+        <w:rPr>
+          <w:rFonts w:ascii="Consolas" w:hAnsi="Consolas"/>
+          <w:color w:val="00B0F0"/>
+          <w:sz w:val="28"/>
+          <w:szCs w:val="28"/>
+        </w:rPr>
+        <w:t xml:space="preserve">” &amp; </w:t>
       </w:r>
       <w:r>
         <w:rPr>
@@ -387,7 +343,7 @@
           <w:szCs w:val="28"/>
           <w:u w:val="single"/>
         </w:rPr>
-        <w:t>Model</w:t>
+        <w:t>Language Model</w:t>
       </w:r>
       <w:r>
         <w:rPr>
@@ -396,7 +352,7 @@
           <w:sz w:val="28"/>
           <w:szCs w:val="28"/>
         </w:rPr>
-        <w:t>” (IT combines “</w:t>
+        <w:t xml:space="preserve"> (Transformer)</w:t>
       </w:r>
       <w:r>
         <w:rPr>
@@ -404,10 +360,21 @@
           <w:color w:val="00B0F0"/>
           <w:sz w:val="28"/>
           <w:szCs w:val="28"/>
-          <w:u w:val="single"/>
-        </w:rPr>
-        <w:t>VISION ENCODER</w:t>
-      </w:r>
+        </w:rPr>
+        <w:t>)</w:t>
+      </w:r>
+    </w:p>
+    <w:p>
+      <w:pPr>
+        <w:rPr>
+          <w:rFonts w:ascii="Consolas" w:hAnsi="Consolas"/>
+          <w:b/>
+          <w:bCs/>
+          <w:color w:val="00B0F0"/>
+          <w:sz w:val="28"/>
+          <w:szCs w:val="28"/>
+        </w:rPr>
+      </w:pPr>
       <w:r>
         <w:rPr>
           <w:rFonts w:ascii="Consolas" w:hAnsi="Consolas"/>
@@ -415,7 +382,7 @@
           <w:sz w:val="28"/>
           <w:szCs w:val="28"/>
         </w:rPr>
-        <w:t xml:space="preserve"> </w:t>
+        <w:br/>
       </w:r>
       <w:r>
         <w:rPr>
@@ -424,103 +391,39 @@
           <w:sz w:val="28"/>
           <w:szCs w:val="28"/>
         </w:rPr>
-        <w:t>(</w:t>
-      </w:r>
-      <w:proofErr w:type="spellStart"/>
-      <w:r>
+        <w:t xml:space="preserve">“Google Gemini Vision Model is a </w:t>
+      </w:r>
+      <w:r>
+        <w:rPr>
+          <w:rFonts w:ascii="Consolas" w:hAnsi="Consolas"/>
+          <w:b/>
+          <w:bCs/>
+          <w:color w:val="00B0F0"/>
+          <w:sz w:val="28"/>
+          <w:szCs w:val="28"/>
+        </w:rPr>
+        <w:t xml:space="preserve">multimodal deep learning </w:t>
+      </w:r>
+    </w:p>
+    <w:p>
+      <w:pPr>
         <w:rPr>
           <w:rFonts w:ascii="Consolas" w:hAnsi="Consolas"/>
           <w:color w:val="00B0F0"/>
           <w:sz w:val="28"/>
           <w:szCs w:val="28"/>
         </w:rPr>
-        <w:t>ViT</w:t>
-      </w:r>
-      <w:proofErr w:type="spellEnd"/>
+      </w:pPr>
       <w:r>
         <w:rPr>
           <w:rFonts w:ascii="Consolas" w:hAnsi="Consolas"/>
+          <w:b/>
+          <w:bCs/>
           <w:color w:val="00B0F0"/>
           <w:sz w:val="28"/>
           <w:szCs w:val="28"/>
         </w:rPr>
-        <w:t xml:space="preserve"> / CNN-like)</w:t>
-      </w:r>
-      <w:r>
-        <w:rPr>
-          <w:rFonts w:ascii="Consolas" w:hAnsi="Consolas"/>
-          <w:color w:val="00B0F0"/>
-          <w:sz w:val="28"/>
-          <w:szCs w:val="28"/>
-        </w:rPr>
-        <w:t xml:space="preserve">” &amp; </w:t>
-      </w:r>
-      <w:r>
-        <w:rPr>
-          <w:rFonts w:ascii="Consolas" w:hAnsi="Consolas"/>
-          <w:color w:val="00B0F0"/>
-          <w:sz w:val="28"/>
-          <w:szCs w:val="28"/>
-          <w:u w:val="single"/>
-        </w:rPr>
-        <w:t>Language Model</w:t>
-      </w:r>
-      <w:r>
-        <w:rPr>
-          <w:rFonts w:ascii="Consolas" w:hAnsi="Consolas"/>
-          <w:color w:val="00B0F0"/>
-          <w:sz w:val="28"/>
-          <w:szCs w:val="28"/>
-        </w:rPr>
-        <w:t xml:space="preserve"> (Transformer)</w:t>
-      </w:r>
-      <w:r>
-        <w:rPr>
-          <w:rFonts w:ascii="Consolas" w:hAnsi="Consolas"/>
-          <w:color w:val="00B0F0"/>
-          <w:sz w:val="28"/>
-          <w:szCs w:val="28"/>
-        </w:rPr>
-        <w:t>)</w:t>
-      </w:r>
-    </w:p>
-    <w:p>
-      <w:pPr>
-        <w:rPr>
-          <w:rFonts w:ascii="Consolas" w:hAnsi="Consolas"/>
-          <w:color w:val="00B0F0"/>
-          <w:sz w:val="28"/>
-          <w:szCs w:val="28"/>
-        </w:rPr>
-      </w:pPr>
-      <w:r>
-        <w:rPr>
-          <w:rFonts w:ascii="Consolas" w:hAnsi="Consolas"/>
-          <w:color w:val="00B0F0"/>
-          <w:sz w:val="28"/>
-          <w:szCs w:val="28"/>
-        </w:rPr>
-        <w:br/>
-      </w:r>
-      <w:r>
-        <w:rPr>
-          <w:rFonts w:ascii="Consolas" w:hAnsi="Consolas"/>
-          <w:color w:val="00B0F0"/>
-          <w:sz w:val="28"/>
-          <w:szCs w:val="28"/>
-        </w:rPr>
-        <w:t xml:space="preserve">“Google Gemini Vision Model is a </w:t>
-      </w:r>
-      <w:r>
-        <w:rPr>
-          <w:rFonts w:ascii="Consolas" w:hAnsi="Consolas"/>
-          <w:b/>
-          <w:bCs/>
-          <w:color w:val="00B0F0"/>
-          <w:sz w:val="28"/>
-          <w:szCs w:val="28"/>
-        </w:rPr>
-        <w:t>multimodal deep learning model</w:t>
+        <w:t>model</w:t>
       </w:r>
       <w:r>
         <w:rPr>
@@ -699,7 +602,7 @@
       <w:r>
         <w:lastRenderedPageBreak/>
         <w:pict w14:anchorId="1ECDF799">
-          <v:rect id="_x0000_i1182" style="width:0;height:1.5pt" o:hralign="center" o:hrstd="t" o:hr="t" fillcolor="#a0a0a0" stroked="f"/>
+          <v:rect id="_x0000_i1025" style="width:0;height:1.5pt" o:hralign="center" o:hrstd="t" o:hr="t" fillcolor="#a0a0a0" stroked="f"/>
         </w:pict>
       </w:r>
     </w:p>
@@ -754,7 +657,7 @@
     <w:p>
       <w:r>
         <w:pict w14:anchorId="5EA0766E">
-          <v:rect id="_x0000_i1183" style="width:0;height:1.5pt" o:hralign="center" o:hrstd="t" o:hr="t" fillcolor="#a0a0a0" stroked="f"/>
+          <v:rect id="_x0000_i1026" style="width:0;height:1.5pt" o:hralign="center" o:hrstd="t" o:hr="t" fillcolor="#a0a0a0" stroked="f"/>
         </w:pict>
       </w:r>
     </w:p>
@@ -805,15 +708,7 @@
         </w:numPr>
       </w:pPr>
       <w:r>
-        <w:t xml:space="preserve">PDF → Images (using </w:t>
-      </w:r>
-      <w:proofErr w:type="spellStart"/>
-      <w:r>
-        <w:t>PyMuPDF</w:t>
-      </w:r>
-      <w:proofErr w:type="spellEnd"/>
-      <w:r>
-        <w:t xml:space="preserve">) </w:t>
+        <w:t xml:space="preserve">PDF → Images (using PyMuPDF) </w:t>
       </w:r>
     </w:p>
     <w:p>
@@ -863,7 +758,7 @@
     <w:p>
       <w:r>
         <w:pict w14:anchorId="4CEC4F99">
-          <v:rect id="_x0000_i1184" style="width:0;height:1.5pt" o:hralign="center" o:hrstd="t" o:hr="t" fillcolor="#a0a0a0" stroked="f"/>
+          <v:rect id="_x0000_i1027" style="width:0;height:1.5pt" o:hralign="center" o:hrstd="t" o:hr="t" fillcolor="#a0a0a0" stroked="f"/>
         </w:pict>
       </w:r>
     </w:p>
@@ -918,7 +813,7 @@
     <w:p>
       <w:r>
         <w:pict w14:anchorId="20B6812B">
-          <v:rect id="_x0000_i1185" style="width:0;height:1.5pt" o:hralign="center" o:hrstd="t" o:hr="t" fillcolor="#a0a0a0" stroked="f"/>
+          <v:rect id="_x0000_i1028" style="width:0;height:1.5pt" o:hralign="center" o:hrstd="t" o:hr="t" fillcolor="#a0a0a0" stroked="f"/>
         </w:pict>
       </w:r>
     </w:p>
@@ -991,7 +886,7 @@
     <w:p>
       <w:r>
         <w:pict w14:anchorId="14860745">
-          <v:rect id="_x0000_i1186" style="width:0;height:1.5pt" o:hralign="center" o:hrstd="t" o:hr="t" fillcolor="#a0a0a0" stroked="f"/>
+          <v:rect id="_x0000_i1029" style="width:0;height:1.5pt" o:hralign="center" o:hrstd="t" o:hr="t" fillcolor="#a0a0a0" stroked="f"/>
         </w:pict>
       </w:r>
     </w:p>
@@ -1066,7 +961,7 @@
     <w:p>
       <w:r>
         <w:pict w14:anchorId="74D1A1D4">
-          <v:rect id="_x0000_i1187" style="width:0;height:1.5pt" o:hralign="center" o:hrstd="t" o:hr="t" fillcolor="#a0a0a0" stroked="f"/>
+          <v:rect id="_x0000_i1030" style="width:0;height:1.5pt" o:hralign="center" o:hrstd="t" o:hr="t" fillcolor="#a0a0a0" stroked="f"/>
         </w:pict>
       </w:r>
     </w:p>
@@ -1101,7 +996,7 @@
     <w:p>
       <w:r>
         <w:pict w14:anchorId="293A31F6">
-          <v:rect id="_x0000_i1188" style="width:0;height:1.5pt" o:hralign="center" o:hrstd="t" o:hr="t" fillcolor="#a0a0a0" stroked="f"/>
+          <v:rect id="_x0000_i1031" style="width:0;height:1.5pt" o:hralign="center" o:hrstd="t" o:hr="t" fillcolor="#a0a0a0" stroked="f"/>
         </w:pict>
       </w:r>
     </w:p>
@@ -1142,7 +1037,7 @@
     <w:p>
       <w:r>
         <w:pict w14:anchorId="389B6C3B">
-          <v:rect id="_x0000_i1189" style="width:0;height:1.5pt" o:hralign="center" o:hrstd="t" o:hr="t" fillcolor="#a0a0a0" stroked="f"/>
+          <v:rect id="_x0000_i1032" style="width:0;height:1.5pt" o:hralign="center" o:hrstd="t" o:hr="t" fillcolor="#a0a0a0" stroked="f"/>
         </w:pict>
       </w:r>
     </w:p>
@@ -1181,21 +1076,8 @@
           <w:numId w:val="4"/>
         </w:numPr>
       </w:pPr>
-      <w:proofErr w:type="spellStart"/>
-      <w:r>
-        <w:t>get_pdf_</w:t>
-      </w:r>
-      <w:proofErr w:type="gramStart"/>
-      <w:r>
-        <w:t>images</w:t>
-      </w:r>
-      <w:proofErr w:type="spellEnd"/>
-      <w:r>
-        <w:t>(</w:t>
-      </w:r>
-      <w:proofErr w:type="gramEnd"/>
-      <w:r>
-        <w:t xml:space="preserve">) converts PDF → images </w:t>
+      <w:r>
+        <w:t xml:space="preserve">get_pdf_images() converts PDF → images </w:t>
       </w:r>
     </w:p>
     <w:p>
@@ -1227,7 +1109,7 @@
     <w:p>
       <w:r>
         <w:pict w14:anchorId="3D93E04F">
-          <v:rect id="_x0000_i1190" style="width:0;height:1.5pt" o:hralign="center" o:hrstd="t" o:hr="t" fillcolor="#a0a0a0" stroked="f"/>
+          <v:rect id="_x0000_i1033" style="width:0;height:1.5pt" o:hralign="center" o:hrstd="t" o:hr="t" fillcolor="#a0a0a0" stroked="f"/>
         </w:pict>
       </w:r>
     </w:p>
@@ -1266,15 +1148,8 @@
           <w:numId w:val="5"/>
         </w:numPr>
       </w:pPr>
-      <w:proofErr w:type="spellStart"/>
-      <w:proofErr w:type="gramStart"/>
-      <w:r>
-        <w:t>genai.GenerativeModel</w:t>
-      </w:r>
-      <w:proofErr w:type="spellEnd"/>
-      <w:proofErr w:type="gramEnd"/>
-      <w:r>
-        <w:t xml:space="preserve">() </w:t>
+      <w:r>
+        <w:t xml:space="preserve">genai.GenerativeModel() </w:t>
       </w:r>
     </w:p>
     <w:p>
@@ -1324,7 +1199,7 @@
     <w:p>
       <w:r>
         <w:pict w14:anchorId="6D111E79">
-          <v:rect id="_x0000_i1191" style="width:0;height:1.5pt" o:hralign="center" o:hrstd="t" o:hr="t" fillcolor="#a0a0a0" stroked="f"/>
+          <v:rect id="_x0000_i1034" style="width:0;height:1.5pt" o:hralign="center" o:hrstd="t" o:hr="t" fillcolor="#a0a0a0" stroked="f"/>
         </w:pict>
       </w:r>
     </w:p>
@@ -1422,7 +1297,7 @@
     <w:p>
       <w:r>
         <w:pict w14:anchorId="44CAF7C0">
-          <v:rect id="_x0000_i1192" style="width:0;height:1.5pt" o:hralign="center" o:hrstd="t" o:hr="t" fillcolor="#a0a0a0" stroked="f"/>
+          <v:rect id="_x0000_i1035" style="width:0;height:1.5pt" o:hralign="center" o:hrstd="t" o:hr="t" fillcolor="#a0a0a0" stroked="f"/>
         </w:pict>
       </w:r>
     </w:p>
@@ -1506,7 +1381,7 @@
     <w:p>
       <w:r>
         <w:pict w14:anchorId="398F5AE4">
-          <v:rect id="_x0000_i1193" style="width:0;height:1.5pt" o:hralign="center" o:hrstd="t" o:hr="t" fillcolor="#a0a0a0" stroked="f"/>
+          <v:rect id="_x0000_i1036" style="width:0;height:1.5pt" o:hralign="center" o:hrstd="t" o:hr="t" fillcolor="#a0a0a0" stroked="f"/>
         </w:pict>
       </w:r>
     </w:p>
@@ -1555,15 +1430,7 @@
       </w:r>
       <w:r>
         <w:br/>
-        <w:t xml:space="preserve">  "</w:t>
-      </w:r>
-      <w:proofErr w:type="spellStart"/>
-      <w:r>
-        <w:t>owner_name</w:t>
-      </w:r>
-      <w:proofErr w:type="spellEnd"/>
-      <w:r>
-        <w:t>": "",</w:t>
+        <w:t xml:space="preserve">  "owner_name": "",</w:t>
       </w:r>
       <w:r>
         <w:br/>
@@ -1606,7 +1473,7 @@
     <w:p>
       <w:r>
         <w:pict w14:anchorId="4B9EA402">
-          <v:rect id="_x0000_i1194" style="width:0;height:1.5pt" o:hralign="center" o:hrstd="t" o:hr="t" fillcolor="#a0a0a0" stroked="f"/>
+          <v:rect id="_x0000_i1037" style="width:0;height:1.5pt" o:hralign="center" o:hrstd="t" o:hr="t" fillcolor="#a0a0a0" stroked="f"/>
         </w:pict>
       </w:r>
     </w:p>
@@ -1640,13 +1507,8 @@
       </w:r>
     </w:p>
     <w:p>
-      <w:proofErr w:type="spellStart"/>
-      <w:r>
-        <w:t>content_parts</w:t>
-      </w:r>
-      <w:proofErr w:type="spellEnd"/>
-      <w:r>
-        <w:t xml:space="preserve"> = [prompt] + images</w:t>
+      <w:r>
+        <w:t>content_parts = [prompt] + images</w:t>
       </w:r>
     </w:p>
     <w:p>
@@ -1685,7 +1547,7 @@
     <w:p>
       <w:r>
         <w:pict w14:anchorId="2006CFFF">
-          <v:rect id="_x0000_i1195" style="width:0;height:1.5pt" o:hralign="center" o:hrstd="t" o:hr="t" fillcolor="#a0a0a0" stroked="f"/>
+          <v:rect id="_x0000_i1038" style="width:0;height:1.5pt" o:hralign="center" o:hrstd="t" o:hr="t" fillcolor="#a0a0a0" stroked="f"/>
         </w:pict>
       </w:r>
     </w:p>
@@ -1727,7 +1589,7 @@
     <w:p>
       <w:r>
         <w:pict w14:anchorId="4066395C">
-          <v:rect id="_x0000_i1196" style="width:0;height:1.5pt" o:hralign="center" o:hrstd="t" o:hr="t" fillcolor="#a0a0a0" stroked="f"/>
+          <v:rect id="_x0000_i1039" style="width:0;height:1.5pt" o:hralign="center" o:hrstd="t" o:hr="t" fillcolor="#a0a0a0" stroked="f"/>
         </w:pict>
       </w:r>
     </w:p>
@@ -1812,7 +1674,7 @@
     <w:p>
       <w:r>
         <w:pict w14:anchorId="2CB36274">
-          <v:rect id="_x0000_i1197" style="width:0;height:1.5pt" o:hralign="center" o:hrstd="t" o:hr="t" fillcolor="#a0a0a0" stroked="f"/>
+          <v:rect id="_x0000_i1040" style="width:0;height:1.5pt" o:hralign="center" o:hrstd="t" o:hr="t" fillcolor="#a0a0a0" stroked="f"/>
         </w:pict>
       </w:r>
     </w:p>
@@ -1952,21 +1814,13 @@
         <w:t>👉</w:t>
       </w:r>
       <w:r>
-        <w:t xml:space="preserve"> Smallest unit (word/</w:t>
-      </w:r>
-      <w:proofErr w:type="spellStart"/>
-      <w:r>
-        <w:t>subword</w:t>
-      </w:r>
-      <w:proofErr w:type="spellEnd"/>
-      <w:r>
-        <w:t xml:space="preserve">) </w:t>
+        <w:t xml:space="preserve"> Smallest unit (word/subword) </w:t>
       </w:r>
     </w:p>
     <w:p>
       <w:r>
         <w:pict w14:anchorId="78D4C26C">
-          <v:rect id="_x0000_i1198" style="width:0;height:1.5pt" o:hralign="center" o:hrstd="t" o:hr="t" fillcolor="#a0a0a0" stroked="f"/>
+          <v:rect id="_x0000_i1041" style="width:0;height:1.5pt" o:hralign="center" o:hrstd="t" o:hr="t" fillcolor="#a0a0a0" stroked="f"/>
         </w:pict>
       </w:r>
     </w:p>
@@ -2082,15 +1936,7 @@
         <w:t>👉</w:t>
       </w:r>
       <w:r>
-        <w:t xml:space="preserve"> Vision encoder (CNN/</w:t>
-      </w:r>
-      <w:proofErr w:type="spellStart"/>
-      <w:r>
-        <w:t>ViT</w:t>
-      </w:r>
-      <w:proofErr w:type="spellEnd"/>
-      <w:r>
-        <w:t xml:space="preserve">) + embeddings </w:t>
+        <w:t xml:space="preserve"> Vision encoder (CNN/ViT) + embeddings </w:t>
       </w:r>
     </w:p>
     <w:p>
@@ -2119,7 +1965,7 @@
     <w:p>
       <w:r>
         <w:pict w14:anchorId="1533919D">
-          <v:rect id="_x0000_i1199" style="width:0;height:1.5pt" o:hralign="center" o:hrstd="t" o:hr="t" fillcolor="#a0a0a0" stroked="f"/>
+          <v:rect id="_x0000_i1042" style="width:0;height:1.5pt" o:hralign="center" o:hrstd="t" o:hr="t" fillcolor="#a0a0a0" stroked="f"/>
         </w:pict>
       </w:r>
     </w:p>
@@ -2278,7 +2124,7 @@
     <w:p>
       <w:r>
         <w:pict w14:anchorId="7665E88F">
-          <v:rect id="_x0000_i1200" style="width:0;height:1.5pt" o:hralign="center" o:hrstd="t" o:hr="t" fillcolor="#a0a0a0" stroked="f"/>
+          <v:rect id="_x0000_i1043" style="width:0;height:1.5pt" o:hralign="center" o:hrstd="t" o:hr="t" fillcolor="#a0a0a0" stroked="f"/>
         </w:pict>
       </w:r>
     </w:p>
@@ -2345,7 +2191,7 @@
     <w:p>
       <w:r>
         <w:pict w14:anchorId="3E979C74">
-          <v:rect id="_x0000_i1201" style="width:0;height:1.5pt" o:hralign="center" o:hrstd="t" o:hr="t" fillcolor="#a0a0a0" stroked="f"/>
+          <v:rect id="_x0000_i1044" style="width:0;height:1.5pt" o:hralign="center" o:hrstd="t" o:hr="t" fillcolor="#a0a0a0" stroked="f"/>
         </w:pict>
       </w:r>
     </w:p>
@@ -2378,7 +2224,7 @@
     <w:p>
       <w:r>
         <w:pict w14:anchorId="5959D433">
-          <v:rect id="_x0000_i1202" style="width:0;height:1.5pt" o:hralign="center" o:hrstd="t" o:hr="t" fillcolor="#a0a0a0" stroked="f"/>
+          <v:rect id="_x0000_i1045" style="width:0;height:1.5pt" o:hralign="center" o:hrstd="t" o:hr="t" fillcolor="#a0a0a0" stroked="f"/>
         </w:pict>
       </w:r>
     </w:p>
@@ -2411,7 +2257,7 @@
     <w:p>
       <w:r>
         <w:pict w14:anchorId="662E7BFF">
-          <v:rect id="_x0000_i1203" style="width:0;height:1.5pt" o:hralign="center" o:hrstd="t" o:hr="t" fillcolor="#a0a0a0" stroked="f"/>
+          <v:rect id="_x0000_i1046" style="width:0;height:1.5pt" o:hralign="center" o:hrstd="t" o:hr="t" fillcolor="#a0a0a0" stroked="f"/>
         </w:pict>
       </w:r>
     </w:p>
@@ -2444,7 +2290,7 @@
     <w:p>
       <w:r>
         <w:pict w14:anchorId="2057CCD1">
-          <v:rect id="_x0000_i1204" style="width:0;height:1.5pt" o:hralign="center" o:hrstd="t" o:hr="t" fillcolor="#a0a0a0" stroked="f"/>
+          <v:rect id="_x0000_i1047" style="width:0;height:1.5pt" o:hralign="center" o:hrstd="t" o:hr="t" fillcolor="#a0a0a0" stroked="f"/>
         </w:pict>
       </w:r>
     </w:p>
@@ -2477,7 +2323,7 @@
     <w:p>
       <w:r>
         <w:pict w14:anchorId="635925F8">
-          <v:rect id="_x0000_i1205" style="width:0;height:1.5pt" o:hralign="center" o:hrstd="t" o:hr="t" fillcolor="#a0a0a0" stroked="f"/>
+          <v:rect id="_x0000_i1048" style="width:0;height:1.5pt" o:hralign="center" o:hrstd="t" o:hr="t" fillcolor="#a0a0a0" stroked="f"/>
         </w:pict>
       </w:r>
     </w:p>
@@ -2579,23 +2425,7 @@
         </w:numPr>
       </w:pPr>
       <w:r>
-        <w:t xml:space="preserve">What is </w:t>
-      </w:r>
-      <w:proofErr w:type="spellStart"/>
-      <w:r>
-        <w:t>session_state</w:t>
-      </w:r>
-      <w:proofErr w:type="spellEnd"/>
-      <w:r>
-        <w:t xml:space="preserve"> in </w:t>
-      </w:r>
-      <w:proofErr w:type="spellStart"/>
-      <w:r>
-        <w:t>Streamlit</w:t>
-      </w:r>
-      <w:proofErr w:type="spellEnd"/>
-      <w:r>
-        <w:t xml:space="preserve">? </w:t>
+        <w:t xml:space="preserve">What is session_state in Streamlit? </w:t>
       </w:r>
     </w:p>
     <w:p>
@@ -2634,7 +2464,7 @@
     <w:p>
       <w:r>
         <w:pict w14:anchorId="6E129633">
-          <v:rect id="_x0000_i1206" style="width:0;height:1.5pt" o:hralign="center" o:hrstd="t" o:hr="t" fillcolor="#a0a0a0" stroked="f"/>
+          <v:rect id="_x0000_i1049" style="width:0;height:1.5pt" o:hralign="center" o:hrstd="t" o:hr="t" fillcolor="#a0a0a0" stroked="f"/>
         </w:pict>
       </w:r>
     </w:p>
@@ -2740,7 +2570,539 @@
         <w:t>“Prompt engineering ensures structured output.”</w:t>
       </w:r>
     </w:p>
+    <w:p>
+      <w:r>
+        <w:br/>
+      </w:r>
+      <w:r>
+        <w:br/>
+      </w:r>
+      <w:r>
+        <w:br/>
+      </w:r>
+      <w:r>
+        <w:br/>
+      </w:r>
+      <w:r>
+        <w:br/>
+      </w:r>
+      <w:r>
+        <w:br/>
+      </w:r>
+      <w:r>
+        <w:br/>
+      </w:r>
+      <w:r>
+        <w:br/>
+      </w:r>
+      <w:r>
+        <w:br/>
+      </w:r>
+      <w:r>
+        <w:br/>
+      </w:r>
+      <w:r>
+        <w:br/>
+      </w:r>
+      <w:r>
+        <w:br/>
+      </w:r>
+      <w:r>
+        <w:br/>
+      </w:r>
+      <w:r>
+        <w:br/>
+      </w:r>
+      <w:r>
+        <w:br/>
+      </w:r>
+      <w:r>
+        <w:br/>
+      </w:r>
+      <w:r>
+        <w:br/>
+      </w:r>
+      <w:r>
+        <w:br/>
+      </w:r>
+      <w:r>
+        <w:br/>
+      </w:r>
+      <w:r>
+        <w:lastRenderedPageBreak/>
+        <w:br/>
+      </w:r>
+      <w:r>
+        <w:t>==========================================================</w:t>
+      </w:r>
+    </w:p>
+    <w:p>
+      <w:r>
+        <w:t xml:space="preserve">        GUJARATI DASTAVEJ AI VALUATOR</w:t>
+      </w:r>
+    </w:p>
+    <w:p>
+      <w:r>
+        <w:t>==========================================================</w:t>
+      </w:r>
+    </w:p>
+    <w:p>
+      <w:r>
+        <w:t>Project by: Devansh Ganatra</w:t>
+      </w:r>
+    </w:p>
+    <w:p>
+      <w:r>
+        <w:t>----------------------------------------------------------</w:t>
+      </w:r>
+    </w:p>
+    <w:p>
+      <w:r>
+        <w:t>1. WHAT IS THIS PROJECT?</w:t>
+      </w:r>
+    </w:p>
+    <w:p>
+      <w:r>
+        <w:t>----------------------------------------------------------</w:t>
+      </w:r>
+    </w:p>
+    <w:p>
+      <w:r>
+        <w:t xml:space="preserve">The Gujarati Dastavej AI Valuator is an intelligent tool </w:t>
+      </w:r>
+    </w:p>
+    <w:p>
+      <w:r>
+        <w:t xml:space="preserve">built to automate the process of reading and extracting </w:t>
+      </w:r>
+    </w:p>
+    <w:p>
+      <w:r>
+        <w:t xml:space="preserve">details from Gujarati Property Documents (Dastavej). </w:t>
+      </w:r>
+    </w:p>
     <w:p/>
+    <w:p>
+      <w:r>
+        <w:t xml:space="preserve">It specifically solves the problem of manually reading </w:t>
+      </w:r>
+    </w:p>
+    <w:p>
+      <w:r>
+        <w:t xml:space="preserve">complex, often semi-legible, Gujarati legal documents </w:t>
+      </w:r>
+    </w:p>
+    <w:p>
+      <w:r>
+        <w:t>and typing that data into valuation forms.</w:t>
+      </w:r>
+    </w:p>
+    <w:p/>
+    <w:p>
+      <w:r>
+        <w:t>----------------------------------------------------------</w:t>
+      </w:r>
+    </w:p>
+    <w:p>
+      <w:r>
+        <w:t>2. KEY FEATURES</w:t>
+      </w:r>
+    </w:p>
+    <w:p>
+      <w:r>
+        <w:t>----------------------------------------------------------</w:t>
+      </w:r>
+    </w:p>
+    <w:p>
+      <w:r>
+        <w:t xml:space="preserve">- AI-Powered Extraction: Uses Google's Gemini 1.5 Flash </w:t>
+      </w:r>
+    </w:p>
+    <w:p>
+      <w:r>
+        <w:t xml:space="preserve">  to "read" documents like a human.</w:t>
+      </w:r>
+    </w:p>
+    <w:p>
+      <w:r>
+        <w:t xml:space="preserve">- Multi-Page Support: Processes multiple pages of a </w:t>
+      </w:r>
+    </w:p>
+    <w:p>
+      <w:r>
+        <w:t xml:space="preserve">  PDF simultaneously.</w:t>
+      </w:r>
+    </w:p>
+    <w:p>
+      <w:r>
+        <w:t xml:space="preserve">- Automatic Unit Conversion: Converts Area from </w:t>
+      </w:r>
+    </w:p>
+    <w:p>
+      <w:r>
+        <w:t xml:space="preserve">  Square Meters (common in documents) to Square Feet </w:t>
+      </w:r>
+    </w:p>
+    <w:p>
+      <w:r>
+        <w:t xml:space="preserve">  automatically.</w:t>
+      </w:r>
+    </w:p>
+    <w:p>
+      <w:r>
+        <w:lastRenderedPageBreak/>
+        <w:t xml:space="preserve">- Interactive Form: Allows users to review and </w:t>
+      </w:r>
+    </w:p>
+    <w:p>
+      <w:r>
+        <w:t xml:space="preserve">  correct the AI-extracted data before saving.</w:t>
+      </w:r>
+    </w:p>
+    <w:p>
+      <w:r>
+        <w:t xml:space="preserve">- Export Options: Generate professional Valuation </w:t>
+      </w:r>
+    </w:p>
+    <w:p>
+      <w:r>
+        <w:t xml:space="preserve">  Reports in PDF format or data tables in Excel (.xlsx).</w:t>
+      </w:r>
+    </w:p>
+    <w:p>
+      <w:r>
+        <w:t xml:space="preserve">- Secure: API keys are used for processing only and </w:t>
+      </w:r>
+    </w:p>
+    <w:p>
+      <w:r>
+        <w:t xml:space="preserve">  are never stored on the server.</w:t>
+      </w:r>
+    </w:p>
+    <w:p/>
+    <w:p>
+      <w:r>
+        <w:t>----------------------------------------------------------</w:t>
+      </w:r>
+    </w:p>
+    <w:p>
+      <w:r>
+        <w:t>3. WHO CAN USE THIS?</w:t>
+      </w:r>
+    </w:p>
+    <w:p>
+      <w:r>
+        <w:t>----------------------------------------------------------</w:t>
+      </w:r>
+    </w:p>
+    <w:p>
+      <w:r>
+        <w:t>- Property Valuers</w:t>
+      </w:r>
+    </w:p>
+    <w:p>
+      <w:r>
+        <w:t>- Real Estate Consultants</w:t>
+      </w:r>
+    </w:p>
+    <w:p>
+      <w:r>
+        <w:t>- Bank Officers handling property loans</w:t>
+      </w:r>
+    </w:p>
+    <w:p>
+      <w:r>
+        <w:t>- Legal Professionals dealing with property registration</w:t>
+      </w:r>
+    </w:p>
+    <w:p>
+      <w:r>
+        <w:t xml:space="preserve">- Anyone who needs to extract structured data from </w:t>
+      </w:r>
+    </w:p>
+    <w:p>
+      <w:r>
+        <w:t xml:space="preserve">  Gujarati property documents quickly.</w:t>
+      </w:r>
+    </w:p>
+    <w:p/>
+    <w:p>
+      <w:r>
+        <w:t>----------------------------------------------------------</w:t>
+      </w:r>
+    </w:p>
+    <w:p>
+      <w:r>
+        <w:t>4. TECHNOLOGIES USED</w:t>
+      </w:r>
+    </w:p>
+    <w:p>
+      <w:r>
+        <w:t>----------------------------------------------------------</w:t>
+      </w:r>
+    </w:p>
+    <w:p>
+      <w:r>
+        <w:t>- Python: The core programming language.</w:t>
+      </w:r>
+    </w:p>
+    <w:p>
+      <w:r>
+        <w:t>- Streamlit: Used for building the beautiful Web Interface.</w:t>
+      </w:r>
+    </w:p>
+    <w:p>
+      <w:r>
+        <w:t xml:space="preserve">- Google Gemini AI (1.5 Flash): The "Brain" that reads </w:t>
+      </w:r>
+    </w:p>
+    <w:p>
+      <w:r>
+        <w:t xml:space="preserve">  the Gujarati text from images.</w:t>
+      </w:r>
+    </w:p>
+    <w:p>
+      <w:r>
+        <w:t xml:space="preserve">- PyMuPDF (fitz): Used for converting PDF pages </w:t>
+      </w:r>
+    </w:p>
+    <w:p>
+      <w:r>
+        <w:t xml:space="preserve">  into images.</w:t>
+      </w:r>
+    </w:p>
+    <w:p>
+      <w:r>
+        <w:lastRenderedPageBreak/>
+        <w:t xml:space="preserve">- Pandas: Used for organizing data and creating </w:t>
+      </w:r>
+    </w:p>
+    <w:p>
+      <w:r>
+        <w:t xml:space="preserve">  Excel files.</w:t>
+      </w:r>
+    </w:p>
+    <w:p>
+      <w:r>
+        <w:t xml:space="preserve">- FPDF: Used for generating the final PDF </w:t>
+      </w:r>
+    </w:p>
+    <w:p>
+      <w:r>
+        <w:t xml:space="preserve">  Valuation Report.</w:t>
+      </w:r>
+    </w:p>
+    <w:p>
+      <w:r>
+        <w:t>- Pillow (PIL): Used for handling image data in memory.</w:t>
+      </w:r>
+    </w:p>
+    <w:p/>
+    <w:p>
+      <w:r>
+        <w:t>----------------------------------------------------------</w:t>
+      </w:r>
+    </w:p>
+    <w:p>
+      <w:r>
+        <w:t>5. CORE LOGIC (HOW IT WORKS)</w:t>
+      </w:r>
+    </w:p>
+    <w:p>
+      <w:r>
+        <w:t>----------------------------------------------------------</w:t>
+      </w:r>
+    </w:p>
+    <w:p>
+      <w:r>
+        <w:t xml:space="preserve">1. PDF to Image: The software first turns each page </w:t>
+      </w:r>
+    </w:p>
+    <w:p>
+      <w:r>
+        <w:t xml:space="preserve">   of your PDF into a high-quality picture.</w:t>
+      </w:r>
+    </w:p>
+    <w:p>
+      <w:r>
+        <w:t xml:space="preserve">2. AI Analysis: These pictures are sent to Google's </w:t>
+      </w:r>
+    </w:p>
+    <w:p>
+      <w:r>
+        <w:t xml:space="preserve">   AI with a specific set of instructions (Prompt).</w:t>
+      </w:r>
+    </w:p>
+    <w:p>
+      <w:r>
+        <w:t xml:space="preserve">3. Vision Processing: The AI "looks" at the pictures, </w:t>
+      </w:r>
+    </w:p>
+    <w:p>
+      <w:r>
+        <w:t xml:space="preserve">   identifies Gujarati text, understands the context </w:t>
+      </w:r>
+    </w:p>
+    <w:p>
+      <w:r>
+        <w:t xml:space="preserve">   (who is the owner, what is the survey number), </w:t>
+      </w:r>
+    </w:p>
+    <w:p>
+      <w:r>
+        <w:t xml:space="preserve">   and extracts it.</w:t>
+      </w:r>
+    </w:p>
+    <w:p>
+      <w:r>
+        <w:t xml:space="preserve">4. Data Structuring: The AI returns the data in a </w:t>
+      </w:r>
+    </w:p>
+    <w:p>
+      <w:r>
+        <w:t xml:space="preserve">   clean "JSON" format (labels and values).</w:t>
+      </w:r>
+    </w:p>
+    <w:p>
+      <w:r>
+        <w:t xml:space="preserve">5. Frontend Display: The data is shown in an </w:t>
+      </w:r>
+    </w:p>
+    <w:p>
+      <w:r>
+        <w:t xml:space="preserve">   editable form on the website.</w:t>
+      </w:r>
+    </w:p>
+    <w:p/>
+    <w:p>
+      <w:r>
+        <w:t>----------------------------------------------------------</w:t>
+      </w:r>
+    </w:p>
+    <w:p>
+      <w:r>
+        <w:t>6. PROJECT FLOW</w:t>
+      </w:r>
+    </w:p>
+    <w:p>
+      <w:r>
+        <w:t>----------------------------------------------------------</w:t>
+      </w:r>
+    </w:p>
+    <w:p>
+      <w:r>
+        <w:t xml:space="preserve">[User Uploads PDF] -&gt; [PDF converted to Images] -&gt; </w:t>
+      </w:r>
+    </w:p>
+    <w:p>
+      <w:r>
+        <w:lastRenderedPageBreak/>
+        <w:t xml:space="preserve">[Images sent to Gemini AI] -&gt; [AI Extracts Data] -&gt; </w:t>
+      </w:r>
+    </w:p>
+    <w:p>
+      <w:r>
+        <w:t>[User Reviews/Edits Form] -&gt; [User Downloads Report]</w:t>
+      </w:r>
+    </w:p>
+    <w:p/>
+    <w:p>
+      <w:r>
+        <w:t>----------------------------------------------------------</w:t>
+      </w:r>
+    </w:p>
+    <w:p>
+      <w:r>
+        <w:t>7. HOW TO RUN THIS PROJECT</w:t>
+      </w:r>
+    </w:p>
+    <w:p>
+      <w:r>
+        <w:t>----------------------------------------------------------</w:t>
+      </w:r>
+    </w:p>
+    <w:p>
+      <w:r>
+        <w:t>Prerequisites:</w:t>
+      </w:r>
+    </w:p>
+    <w:p>
+      <w:r>
+        <w:t>- Python 3.10+ installed.</w:t>
+      </w:r>
+    </w:p>
+    <w:p>
+      <w:r>
+        <w:t>- A Gemini API Key (from Google AI Studio).</w:t>
+      </w:r>
+    </w:p>
+    <w:p/>
+    <w:p>
+      <w:r>
+        <w:t>Steps:</w:t>
+      </w:r>
+    </w:p>
+    <w:p>
+      <w:r>
+        <w:t>1. Open terminal/cmd in the project folder.</w:t>
+      </w:r>
+    </w:p>
+    <w:p>
+      <w:r>
+        <w:t>2. (Optional) Create a virtual environment:</w:t>
+      </w:r>
+    </w:p>
+    <w:p>
+      <w:r>
+        <w:t xml:space="preserve">   `python -m venv venv`</w:t>
+      </w:r>
+    </w:p>
+    <w:p>
+      <w:r>
+        <w:t>3. Activate environment:</w:t>
+      </w:r>
+    </w:p>
+    <w:p>
+      <w:r>
+        <w:t xml:space="preserve">   `venv\Scripts\activate` (Windows)</w:t>
+      </w:r>
+    </w:p>
+    <w:p>
+      <w:r>
+        <w:t>4. Install requirements:</w:t>
+      </w:r>
+    </w:p>
+    <w:p>
+      <w:r>
+        <w:t xml:space="preserve">   `pip install -r requirements.txt`</w:t>
+      </w:r>
+    </w:p>
+    <w:p>
+      <w:r>
+        <w:t>5. Run the app:</w:t>
+      </w:r>
+    </w:p>
+    <w:p>
+      <w:r>
+        <w:t xml:space="preserve">   `streamlit run app.py`</w:t>
+      </w:r>
+    </w:p>
+    <w:p/>
+    <w:p>
+      <w:r>
+        <w:t>==========================================================</w:t>
+      </w:r>
+    </w:p>
+    <w:p>
+      <w:r>
+        <w:t xml:space="preserve">          Created by: Devansh Ganatra</w:t>
+      </w:r>
+    </w:p>
+    <w:p>
+      <w:r>
+        <w:t>==========================================================</w:t>
+      </w:r>
+    </w:p>
     <w:sectPr>
       <w:pgSz w:w="12240" w:h="15840"/>
       <w:pgMar w:top="1440" w:right="1440" w:bottom="1440" w:left="1440" w:header="720" w:footer="720" w:gutter="0"/>
@@ -7039,6 +7401,7 @@
   <w:style w:type="character" w:default="1" w:styleId="DefaultParagraphFont">
     <w:name w:val="Default Paragraph Font"/>
     <w:uiPriority w:val="1"/>
+    <w:semiHidden/>
     <w:unhideWhenUsed/>
   </w:style>
   <w:style w:type="table" w:default="1" w:styleId="TableNormal">
